--- a/az/wisdom-stories/mother-of-pearl-flower.docx
+++ b/az/wisdom-stories/mother-of-pearl-flower.docx
@@ -144,7 +144,7 @@
         <w:rPr>
           <w:lang/>
         </w:rPr>
-        <w:t>— Keçən gecə taqətim qalmamışdı, oyana bilmədim. O da məni oyatmadı. Səhər baxdım ki, çiçək sulanmamış qalıb. Bəlkə sizə xırda şey kimi görünür. Amma mənə elə gəldi ki, əlli il boyu mənim üçün əziz olan heç nə onun üçün əhəmiyyət daşımayıb.</w:t>
+        <w:t>— Keçən gecə taqətim qalmamışdı, oyana bilmədim. O da məni oyatmadı. Səhər baxdım ki, çiçək sulanmamış qalıb. Bəlkə, sizə xırda şey kimi görünür. Amma mənə elə gəldi ki, əlli il boyu mənim üçün əziz olan heç nə onun üçün əhəmiyyət daşımayıb.</w:t>
       </w:r>
     </w:p>
     <w:p>
